--- a/input/E005 Elad Ferber/ Elad Ferber Script for Rana V0.docx
+++ b/input/E005 Elad Ferber/ Elad Ferber Script for Rana V0.docx
@@ -572,7 +572,6 @@
       <w:pPr>
         <w:spacing w:after="280" w:lineRule="auto"/>
         <w:rPr>
-          <w:strike w:val="1"/>
           <w:color w:val="a3a3a3"/>
           <w:sz w:val="24"/>
           <w:szCs w:val="24"/>
@@ -685,7 +684,6 @@
       <w:pPr>
         <w:spacing w:after="280" w:lineRule="auto"/>
         <w:rPr>
-          <w:strike w:val="1"/>
           <w:color w:val="a3a3a3"/>
           <w:sz w:val="24"/>
           <w:szCs w:val="24"/>
@@ -742,7 +740,6 @@
       <w:pPr>
         <w:spacing w:after="280" w:lineRule="auto"/>
         <w:rPr>
-          <w:strike w:val="1"/>
           <w:color w:val="a3a3a3"/>
           <w:sz w:val="24"/>
           <w:szCs w:val="24"/>
@@ -845,7 +842,6 @@
       <w:pPr>
         <w:spacing w:after="280" w:lineRule="auto"/>
         <w:rPr>
-          <w:strike w:val="1"/>
           <w:color w:val="a3a3a3"/>
           <w:sz w:val="24"/>
           <w:szCs w:val="24"/>
@@ -864,7 +860,6 @@
       <w:pPr>
         <w:spacing w:after="280" w:lineRule="auto"/>
         <w:rPr>
-          <w:strike w:val="1"/>
           <w:sz w:val="24"/>
           <w:szCs w:val="24"/>
         </w:rPr>
@@ -1048,7 +1043,6 @@
       <w:pPr>
         <w:spacing w:after="280" w:lineRule="auto"/>
         <w:rPr>
-          <w:strike w:val="1"/>
           <w:color w:val="a3a3a3"/>
           <w:sz w:val="24"/>
           <w:szCs w:val="24"/>
@@ -1122,7 +1116,6 @@
       <w:pPr>
         <w:spacing w:after="280" w:lineRule="auto"/>
         <w:rPr>
-          <w:strike w:val="1"/>
           <w:color w:val="a3a3a3"/>
           <w:sz w:val="24"/>
           <w:szCs w:val="24"/>
@@ -1330,7 +1323,6 @@
       <w:pPr>
         <w:spacing w:after="280" w:lineRule="auto"/>
         <w:rPr>
-          <w:strike w:val="1"/>
           <w:color w:val="a3a3a3"/>
           <w:sz w:val="24"/>
           <w:szCs w:val="24"/>
@@ -1786,7 +1778,6 @@
       <w:pPr>
         <w:spacing w:after="280" w:lineRule="auto"/>
         <w:rPr>
-          <w:strike w:val="1"/>
           <w:color w:val="a3a3a3"/>
           <w:sz w:val="24"/>
           <w:szCs w:val="24"/>
@@ -1797,7 +1788,6 @@
       <w:pPr>
         <w:spacing w:after="280" w:lineRule="auto"/>
         <w:rPr>
-          <w:strike w:val="1"/>
           <w:color w:val="a3a3a3"/>
           <w:sz w:val="24"/>
           <w:szCs w:val="24"/>
@@ -1866,7 +1856,6 @@
       <w:pPr>
         <w:spacing w:after="280" w:lineRule="auto"/>
         <w:rPr>
-          <w:strike w:val="1"/>
           <w:color w:val="a3a3a3"/>
           <w:sz w:val="24"/>
           <w:szCs w:val="24"/>
@@ -3004,7 +2993,6 @@
       <w:pPr>
         <w:spacing w:after="280" w:lineRule="auto"/>
         <w:rPr>
-          <w:strike w:val="1"/>
           <w:color w:val="a3a3a3"/>
           <w:sz w:val="24"/>
           <w:szCs w:val="24"/>
@@ -3396,7 +3384,6 @@
       <w:pPr>
         <w:spacing w:after="280" w:lineRule="auto"/>
         <w:rPr>
-          <w:strike w:val="1"/>
           <w:color w:val="a3a3a3"/>
           <w:sz w:val="24"/>
           <w:szCs w:val="24"/>
@@ -3554,7 +3541,6 @@
       <w:pPr>
         <w:spacing w:after="280" w:lineRule="auto"/>
         <w:rPr>
-          <w:strike w:val="1"/>
           <w:color w:val="a3a3a3"/>
           <w:sz w:val="24"/>
           <w:szCs w:val="24"/>
@@ -3583,7 +3569,6 @@
       <w:pPr>
         <w:spacing w:after="280" w:lineRule="auto"/>
         <w:rPr>
-          <w:strike w:val="1"/>
           <w:color w:val="a3a3a3"/>
           <w:sz w:val="24"/>
           <w:szCs w:val="24"/>
@@ -4023,7 +4008,6 @@
       <w:pPr>
         <w:spacing w:after="280" w:lineRule="auto"/>
         <w:rPr>
-          <w:strike w:val="1"/>
           <w:color w:val="a3a3a3"/>
           <w:sz w:val="24"/>
           <w:szCs w:val="24"/>
@@ -4034,7 +4018,6 @@
       <w:pPr>
         <w:spacing w:after="280" w:lineRule="auto"/>
         <w:rPr>
-          <w:strike w:val="1"/>
           <w:color w:val="a3a3a3"/>
           <w:sz w:val="24"/>
           <w:szCs w:val="24"/>
@@ -4064,7 +4047,6 @@
       <w:pPr>
         <w:spacing w:after="280" w:lineRule="auto"/>
         <w:rPr>
-          <w:strike w:val="1"/>
           <w:color w:val="a3a3a3"/>
           <w:sz w:val="24"/>
           <w:szCs w:val="24"/>
@@ -4115,7 +4097,6 @@
       <w:pPr>
         <w:spacing w:after="280" w:lineRule="auto"/>
         <w:rPr>
-          <w:strike w:val="1"/>
           <w:color w:val="a3a3a3"/>
           <w:sz w:val="24"/>
           <w:szCs w:val="24"/>
@@ -4505,7 +4486,6 @@
       <w:pPr>
         <w:spacing w:after="280" w:lineRule="auto"/>
         <w:rPr>
-          <w:strike w:val="1"/>
           <w:color w:val="a3a3a3"/>
           <w:sz w:val="24"/>
           <w:szCs w:val="24"/>
@@ -4549,7 +4529,6 @@
       <w:pPr>
         <w:spacing w:after="280" w:lineRule="auto"/>
         <w:rPr>
-          <w:strike w:val="1"/>
           <w:color w:val="a3a3a3"/>
           <w:sz w:val="24"/>
           <w:szCs w:val="24"/>
@@ -4775,7 +4754,6 @@
       <w:pPr>
         <w:spacing w:after="280" w:lineRule="auto"/>
         <w:rPr>
-          <w:strike w:val="1"/>
           <w:color w:val="a3a3a3"/>
           <w:sz w:val="24"/>
           <w:szCs w:val="24"/>
@@ -4791,7 +4769,6 @@
       <w:pPr>
         <w:spacing w:after="280" w:lineRule="auto"/>
         <w:rPr>
-          <w:strike w:val="1"/>
           <w:color w:val="a3a3a3"/>
           <w:sz w:val="24"/>
           <w:szCs w:val="24"/>
@@ -5090,7 +5067,6 @@
       <w:pPr>
         <w:spacing w:after="280" w:lineRule="auto"/>
         <w:rPr>
-          <w:strike w:val="1"/>
           <w:color w:val="a3a3a3"/>
           <w:sz w:val="24"/>
           <w:szCs w:val="24"/>
@@ -5176,7 +5152,6 @@
       <w:pPr>
         <w:spacing w:after="280" w:lineRule="auto"/>
         <w:rPr>
-          <w:strike w:val="1"/>
           <w:color w:val="a3a3a3"/>
           <w:sz w:val="24"/>
           <w:szCs w:val="24"/>
@@ -5200,7 +5175,6 @@
       <w:pPr>
         <w:spacing w:after="280" w:lineRule="auto"/>
         <w:rPr>
-          <w:strike w:val="1"/>
           <w:color w:val="a3a3a3"/>
           <w:sz w:val="24"/>
           <w:szCs w:val="24"/>
@@ -5313,7 +5287,6 @@
       <w:pPr>
         <w:spacing w:after="280" w:lineRule="auto"/>
         <w:rPr>
-          <w:strike w:val="1"/>
           <w:color w:val="a3a3a3"/>
           <w:sz w:val="24"/>
           <w:szCs w:val="24"/>
@@ -5802,7 +5775,6 @@
       <w:pPr>
         <w:spacing w:after="280" w:lineRule="auto"/>
         <w:rPr>
-          <w:strike w:val="1"/>
           <w:color w:val="a3a3a3"/>
           <w:sz w:val="24"/>
           <w:szCs w:val="24"/>
@@ -5895,7 +5867,6 @@
       <w:pPr>
         <w:spacing w:after="280" w:lineRule="auto"/>
         <w:rPr>
-          <w:strike w:val="1"/>
           <w:color w:val="a3a3a3"/>
           <w:sz w:val="24"/>
           <w:szCs w:val="24"/>

--- a/input/E005 Elad Ferber/ Elad Ferber Script for Rana V0.docx
+++ b/input/E005 Elad Ferber/ Elad Ferber Script for Rana V0.docx
@@ -347,7 +347,6 @@
         </w:rPr>
         <w:t xml:space="preserve"> Some studies show that the healthcare industry is wasting over </w:t>
       </w:r>
-      <w:commentRangeStart w:id="0"/>
       <w:r>
         <w:rPr>
           <w:b w:val="1"/>
@@ -359,10 +358,7 @@
         </w:rPr>
         <w:t xml:space="preserve">200 billion dollars </w:t>
       </w:r>
-      <w:commentRangeEnd w:id="0"/>
-      <w:r>
-        <w:commentReference w:id="0"/>
-      </w:r>
+      <w:r/>
       <w:r>
         <w:rPr>
           <w:b w:val="1"/>
@@ -501,7 +497,6 @@
           <w:szCs w:val="26"/>
         </w:rPr>
       </w:pPr>
-      <w:commentRangeStart w:id="1"/>
       <w:r>
         <w:rPr>
           <w:b w:val="1"/>
@@ -513,10 +508,7 @@
         </w:rPr>
         <w:t xml:space="preserve">I'm Rana el Kaliouby and this is Pioneers of AI, a podcast taking you behind the scenes of the AI Revolution.</w:t>
       </w:r>
-      <w:commentRangeEnd w:id="1"/>
-      <w:r>
-        <w:commentReference w:id="1"/>
-      </w:r>
+      <w:r/>
       <w:r>
         <w:rPr>
           <w:rtl w:val="0"/>
@@ -1973,7 +1965,6 @@
           <w:szCs w:val="24"/>
         </w:rPr>
       </w:pPr>
-      <w:commentRangeStart w:id="2"/>
       <w:r>
         <w:rPr>
           <w:sz w:val="24"/>
@@ -1982,10 +1973,7 @@
         </w:rPr>
         <w:t xml:space="preserve">[DEMO BEGINS PLAYING]</w:t>
       </w:r>
-      <w:commentRangeEnd w:id="2"/>
-      <w:r>
-        <w:commentReference w:id="2"/>
-      </w:r>
+      <w:r/>
       <w:r>
         <w:rPr>
           <w:rtl w:val="0"/>
@@ -6092,176 +6080,6 @@
     </w:sectPr>
   </w:body>
 </w:document>
-</file>
-
-<file path=word/comments.xml><?xml version="1.0" encoding="utf-8"?>
-<w:comments xmlns:mc="http://schemas.openxmlformats.org/markup-compatibility/2006" xmlns:o="urn:schemas-microsoft-com:office:office" xmlns:r="http://schemas.openxmlformats.org/officeDocument/2006/relationships" xmlns:m="http://schemas.openxmlformats.org/officeDocument/2006/math" xmlns:v="urn:schemas-microsoft-com:vml" xmlns:wp="http://schemas.openxmlformats.org/drawingml/2006/wordprocessingDrawing" xmlns:w10="urn:schemas-microsoft-com:office:word" xmlns:w="http://schemas.openxmlformats.org/wordprocessingml/2006/main" xmlns:wne="http://schemas.microsoft.com/office/word/2006/wordml" xmlns:sl="http://schemas.openxmlformats.org/schemaLibrary/2006/main" xmlns:a="http://schemas.openxmlformats.org/drawingml/2006/main" xmlns:pic="http://schemas.openxmlformats.org/drawingml/2006/picture" xmlns:c="http://schemas.openxmlformats.org/drawingml/2006/chart" xmlns:lc="http://schemas.openxmlformats.org/drawingml/2006/lockedCanvas" xmlns:dgm="http://schemas.openxmlformats.org/drawingml/2006/diagram" xmlns:wps="http://schemas.microsoft.com/office/word/2010/wordprocessingShape" xmlns:wpg="http://schemas.microsoft.com/office/word/2010/wordprocessingGroup" xmlns:w14="http://schemas.microsoft.com/office/word/2010/wordml" xmlns:w15="http://schemas.microsoft.com/office/word/2012/wordml" xmlns:w16="http://schemas.microsoft.com/office/word/2018/wordml" xmlns:w16cex="http://schemas.microsoft.com/office/word/2018/wordml/cex" xmlns:w16cid="http://schemas.microsoft.com/office/word/2016/wordml/cid" xmlns="http://schemas.microsoft.com/office/tasks/2019/documenttasks" xmlns:cr="http://schemas.microsoft.com/office/comments/2020/reactions">
-  <w:comment w:author="Rachel Ishikawa" w:id="1" w:date="2024-10-11T20:37:06Z">
-    <w:p>
-      <w:pPr>
-        <w:keepNext w:val="0"/>
-        <w:keepLines w:val="0"/>
-        <w:pageBreakBefore w:val="0"/>
-        <w:widowControl w:val="0"/>
-        <w:pBdr>
-          <w:top w:space="0" w:sz="0" w:val="nil"/>
-          <w:left w:space="0" w:sz="0" w:val="nil"/>
-          <w:bottom w:space="0" w:sz="0" w:val="nil"/>
-          <w:right w:space="0" w:sz="0" w:val="nil"/>
-          <w:between w:space="0" w:sz="0" w:val="nil"/>
-        </w:pBdr>
-        <w:shd w:fill="auto" w:val="clear"/>
-        <w:spacing w:after="0" w:before="0" w:line="240" w:lineRule="auto"/>
-        <w:ind w:left="0" w:right="0" w:firstLine="0"/>
-        <w:jc w:val="left"/>
-        <w:rPr>
-          <w:rFonts w:ascii="Arial" w:cs="Arial" w:eastAsia="Arial" w:hAnsi="Arial"/>
-          <w:b w:val="0"/>
-          <w:bCs w:val="0"/>
-          <w:i w:val="0"/>
-          <w:iCs w:val="0"/>
-          <w:smallCaps w:val="0"/>
-          <w:strike w:val="0"/>
-          <w:color w:val="000000"/>
-          <w:sz w:val="22"/>
-          <w:szCs w:val="22"/>
-          <w:u w:val="none"/>
-          <w:shd w:fill="auto" w:val="clear"/>
-          <w:vertAlign w:val="baseline"/>
-        </w:rPr>
-      </w:pPr>
-      <w:r>
-        <w:rPr>
-          <w:rFonts w:ascii="Arial" w:cs="Arial" w:eastAsia="Arial" w:hAnsi="Arial"/>
-          <w:b w:val="0"/>
-          <w:bCs w:val="0"/>
-          <w:i w:val="0"/>
-          <w:iCs w:val="0"/>
-          <w:smallCaps w:val="0"/>
-          <w:strike w:val="0"/>
-          <w:color w:val="000000"/>
-          <w:sz w:val="22"/>
-          <w:szCs w:val="22"/>
-          <w:u w:val="none"/>
-          <w:shd w:fill="auto" w:val="clear"/>
-          <w:vertAlign w:val="baseline"/>
-          <w:rtl w:val="0"/>
-        </w:rPr>
-        <w:t xml:space="preserve">don't need to record this</w:t>
-      </w:r>
-    </w:p>
-  </w:comment>
-  <w:comment w:author="Rachel Ishikawa" w:id="2" w:date="2024-10-11T20:38:19Z">
-    <w:p>
-      <w:pPr>
-        <w:keepNext w:val="0"/>
-        <w:keepLines w:val="0"/>
-        <w:pageBreakBefore w:val="0"/>
-        <w:widowControl w:val="0"/>
-        <w:pBdr>
-          <w:top w:space="0" w:sz="0" w:val="nil"/>
-          <w:left w:space="0" w:sz="0" w:val="nil"/>
-          <w:bottom w:space="0" w:sz="0" w:val="nil"/>
-          <w:right w:space="0" w:sz="0" w:val="nil"/>
-          <w:between w:space="0" w:sz="0" w:val="nil"/>
-        </w:pBdr>
-        <w:shd w:fill="auto" w:val="clear"/>
-        <w:spacing w:after="0" w:before="0" w:line="240" w:lineRule="auto"/>
-        <w:ind w:left="0" w:right="0" w:firstLine="0"/>
-        <w:jc w:val="left"/>
-        <w:rPr>
-          <w:rFonts w:ascii="Arial" w:cs="Arial" w:eastAsia="Arial" w:hAnsi="Arial"/>
-          <w:b w:val="0"/>
-          <w:bCs w:val="0"/>
-          <w:i w:val="0"/>
-          <w:iCs w:val="0"/>
-          <w:smallCaps w:val="0"/>
-          <w:strike w:val="0"/>
-          <w:color w:val="000000"/>
-          <w:sz w:val="22"/>
-          <w:szCs w:val="22"/>
-          <w:u w:val="none"/>
-          <w:shd w:fill="auto" w:val="clear"/>
-          <w:vertAlign w:val="baseline"/>
-        </w:rPr>
-      </w:pPr>
-      <w:r>
-        <w:rPr>
-          <w:rFonts w:ascii="Arial" w:cs="Arial" w:eastAsia="Arial" w:hAnsi="Arial"/>
-          <w:b w:val="0"/>
-          <w:bCs w:val="0"/>
-          <w:i w:val="0"/>
-          <w:iCs w:val="0"/>
-          <w:smallCaps w:val="0"/>
-          <w:strike w:val="0"/>
-          <w:color w:val="000000"/>
-          <w:sz w:val="22"/>
-          <w:szCs w:val="22"/>
-          <w:u w:val="none"/>
-          <w:shd w:fill="auto" w:val="clear"/>
-          <w:vertAlign w:val="baseline"/>
-          <w:rtl w:val="0"/>
-        </w:rPr>
-        <w:t xml:space="preserve">As a note, Rana, your VO below weaves in an and out with the Synthpop demo</w:t>
-      </w:r>
-    </w:p>
-  </w:comment>
-  <w:comment w:author="Rachel Ishikawa" w:id="0" w:date="2024-10-14T14:51:56Z">
-    <w:p>
-      <w:pPr>
-        <w:keepNext w:val="0"/>
-        <w:keepLines w:val="0"/>
-        <w:pageBreakBefore w:val="0"/>
-        <w:widowControl w:val="0"/>
-        <w:pBdr>
-          <w:top w:space="0" w:sz="0" w:val="nil"/>
-          <w:left w:space="0" w:sz="0" w:val="nil"/>
-          <w:bottom w:space="0" w:sz="0" w:val="nil"/>
-          <w:right w:space="0" w:sz="0" w:val="nil"/>
-          <w:between w:space="0" w:sz="0" w:val="nil"/>
-        </w:pBdr>
-        <w:shd w:fill="auto" w:val="clear"/>
-        <w:spacing w:after="0" w:before="0" w:line="240" w:lineRule="auto"/>
-        <w:ind w:left="0" w:right="0" w:firstLine="0"/>
-        <w:jc w:val="left"/>
-        <w:rPr>
-          <w:rFonts w:ascii="Arial" w:cs="Arial" w:eastAsia="Arial" w:hAnsi="Arial"/>
-          <w:b w:val="0"/>
-          <w:bCs w:val="0"/>
-          <w:i w:val="0"/>
-          <w:iCs w:val="0"/>
-          <w:smallCaps w:val="0"/>
-          <w:strike w:val="0"/>
-          <w:color w:val="000000"/>
-          <w:sz w:val="22"/>
-          <w:szCs w:val="22"/>
-          <w:u w:val="none"/>
-          <w:shd w:fill="auto" w:val="clear"/>
-          <w:vertAlign w:val="baseline"/>
-        </w:rPr>
-      </w:pPr>
-      <w:r>
-        <w:rPr>
-          <w:rFonts w:ascii="Arial" w:cs="Arial" w:eastAsia="Arial" w:hAnsi="Arial"/>
-          <w:b w:val="0"/>
-          <w:bCs w:val="0"/>
-          <w:i w:val="0"/>
-          <w:iCs w:val="0"/>
-          <w:smallCaps w:val="0"/>
-          <w:strike w:val="0"/>
-          <w:color w:val="000000"/>
-          <w:sz w:val="22"/>
-          <w:szCs w:val="22"/>
-          <w:u w:val="none"/>
-          <w:shd w:fill="auto" w:val="clear"/>
-          <w:vertAlign w:val="baseline"/>
-          <w:rtl w:val="0"/>
-        </w:rPr>
-        <w:t xml:space="preserve">https://www.healthaffairs.org/content/briefs/role-administrative-waste-excess-us-health-spending</w:t>
-      </w:r>
-    </w:p>
-  </w:comment>
-</w:comments>
 </file>
 
 <file path=word/footer1.xml><?xml version="1.0" encoding="utf-8"?>

--- a/input/E005 Elad Ferber/ Elad Ferber Script for Rana V0.docx
+++ b/input/E005 Elad Ferber/ Elad Ferber Script for Rana V0.docx
@@ -2,84 +2,6 @@
 <file path=word/document.xml><?xml version="1.0" encoding="utf-8"?>
 <w:document xmlns:mc="http://schemas.openxmlformats.org/markup-compatibility/2006" xmlns:o="urn:schemas-microsoft-com:office:office" xmlns:r="http://schemas.openxmlformats.org/officeDocument/2006/relationships" xmlns:m="http://schemas.openxmlformats.org/officeDocument/2006/math" xmlns:v="urn:schemas-microsoft-com:vml" xmlns:wp="http://schemas.openxmlformats.org/drawingml/2006/wordprocessingDrawing" xmlns:w10="urn:schemas-microsoft-com:office:word" xmlns:w="http://schemas.openxmlformats.org/wordprocessingml/2006/main" xmlns:wne="http://schemas.microsoft.com/office/word/2006/wordml" xmlns:sl="http://schemas.openxmlformats.org/schemaLibrary/2006/main" xmlns:a="http://schemas.openxmlformats.org/drawingml/2006/main" xmlns:pic="http://schemas.openxmlformats.org/drawingml/2006/picture" xmlns:c="http://schemas.openxmlformats.org/drawingml/2006/chart" xmlns:lc="http://schemas.openxmlformats.org/drawingml/2006/lockedCanvas" xmlns:dgm="http://schemas.openxmlformats.org/drawingml/2006/diagram" xmlns:wps="http://schemas.microsoft.com/office/word/2010/wordprocessingShape" xmlns:wpg="http://schemas.microsoft.com/office/word/2010/wordprocessingGroup" xmlns:w14="http://schemas.microsoft.com/office/word/2010/wordml" xmlns:w15="http://schemas.microsoft.com/office/word/2012/wordml" xmlns:w16="http://schemas.microsoft.com/office/word/2018/wordml" xmlns:w16cex="http://schemas.microsoft.com/office/word/2018/wordml/cex" xmlns:w16cid="http://schemas.microsoft.com/office/word/2016/wordml/cid" xmlns="http://schemas.microsoft.com/office/tasks/2019/documenttasks" xmlns:cr="http://schemas.microsoft.com/office/comments/2020/reactions">
   <w:body>
-    <w:p>
-      <w:pPr>
-        <w:jc w:val="center"/>
-        <w:rPr>
-          <w:b w:val="1"/>
-          <w:bCs w:val="1"/>
-          <w:sz w:val="24"/>
-          <w:szCs w:val="24"/>
-        </w:rPr>
-      </w:pPr>
-      <w:r>
-        <w:rPr>
-          <w:b w:val="1"/>
-          <w:bCs w:val="1"/>
-          <w:sz w:val="24"/>
-          <w:szCs w:val="24"/>
-          <w:rtl w:val="0"/>
-        </w:rPr>
-        <w:t xml:space="preserve">Elad Ferber Script for Rana VO</w:t>
-      </w:r>
-    </w:p>
-    <w:p>
-      <w:pPr>
-        <w:jc w:val="center"/>
-        <w:rPr>
-          <w:b w:val="1"/>
-          <w:bCs w:val="1"/>
-          <w:sz w:val="24"/>
-          <w:szCs w:val="24"/>
-        </w:rPr>
-      </w:pPr>
-      <w:r>
-        <w:rPr>
-          <w:rtl w:val="0"/>
-        </w:rPr>
-      </w:r>
-    </w:p>
-    <w:p>
-      <w:pPr>
-        <w:spacing w:after="280" w:lineRule="auto"/>
-        <w:rPr>
-          <w:sz w:val="24"/>
-          <w:szCs w:val="24"/>
-        </w:rPr>
-      </w:pPr>
-      <w:r>
-        <w:rPr>
-          <w:rtl w:val="0"/>
-        </w:rPr>
-      </w:r>
-    </w:p>
-    <w:p>
-      <w:pPr>
-        <w:spacing w:after="280" w:lineRule="auto"/>
-        <w:ind w:left="0" w:firstLine="0"/>
-        <w:rPr>
-          <w:b w:val="1"/>
-          <w:bCs w:val="1"/>
-          <w:sz w:val="24"/>
-          <w:szCs w:val="24"/>
-        </w:rPr>
-      </w:pPr>
-      <w:r>
-        <w:rPr>
-          <w:b w:val="1"/>
-          <w:bCs w:val="1"/>
-          <w:sz w:val="24"/>
-          <w:szCs w:val="24"/>
-          <w:rtl w:val="0"/>
-        </w:rPr>
-        <w:t xml:space="preserve">[Audio collage w/ hold music]</w:t>
-      </w:r>
-      <w:r>
-        <w:rPr>
-          <w:rtl w:val="0"/>
-        </w:rPr>
-      </w:r>
-    </w:p>
     <w:p>
       <w:pPr>
         <w:spacing w:after="280" w:lineRule="auto"/>
